--- a/06_Facilities_Technology_and_Budget/TAS2O_Technology_Setup_Account_Access_Checklist.docx
+++ b/06_Facilities_Technology_and_Budget/TAS2O_Technology_Setup_Account_Access_Checklist.docx
@@ -1237,7 +1237,7 @@
           </w:tcPr>
           <w:p>
             <w:r>
-              <w:t>AI assistant tool</w:t>
+              <w:t>technology tool</w:t>
             </w:r>
           </w:p>
         </w:tc>

--- a/06_Facilities_Technology_and_Budget/TAS2O_Technology_Setup_Account_Access_Checklist.docx
+++ b/06_Facilities_Technology_and_Budget/TAS2O_Technology_Setup_Account_Access_Checklist.docx
@@ -689,7 +689,7 @@
           </w:tcPr>
           <w:p>
             <w:r>
-              <w:t>Use assigned accounts appropriately, protect passwords, submit work through approved channels, and document AI use.</w:t>
+              <w:t>Use assigned accounts appropriately, protect passwords, submit work through approved channels, and document use of approved AI tools.</w:t>
             </w:r>
           </w:p>
         </w:tc>
@@ -2685,7 +2685,7 @@
           </w:tcPr>
           <w:p>
             <w:r>
-              <w:t>Student must preserve original evidence and acknowledge AI use.</w:t>
+              <w:t>Student must preserve original evidence and acknowledge use of approved AI tools.</w:t>
             </w:r>
           </w:p>
         </w:tc>
@@ -2720,7 +2720,7 @@
           </w:tcPr>
           <w:p>
             <w:r>
-              <w:t>Student must verify key facts through reliable sources.</w:t>
+              <w:t>Student verify key facts through reliable references.</w:t>
             </w:r>
           </w:p>
         </w:tc>
@@ -2791,7 +2791,7 @@
         <w:t xml:space="preserve">☐ </w:t>
       </w:r>
       <w:r>
-        <w:t>Students have received acceptable/prohibited AI use rules.</w:t>
+        <w:t>Students have received acceptable/prohibited use of approved AI tools rules.</w:t>
       </w:r>
     </w:p>
     <w:p>
@@ -3865,7 +3865,7 @@
         <w:t xml:space="preserve">☐ </w:t>
       </w:r>
       <w:r>
-        <w:t>Students complete a responsible AI use mini-practice and record it in the AI Use Log.</w:t>
+        <w:t>Students complete a responsible use of approved AI tools mini-practice and record it in the AI Use Log.</w:t>
       </w:r>
     </w:p>
     <w:p>
